--- a/breakout/challenge-2-proposal/BRIEF.docx
+++ b/breakout/challenge-2-proposal/BRIEF.docx
@@ -237,7 +237,7 @@
           <w:p>
             <w:r/>
             <w:r>
-              <w:t>Plan the approach, the team and the fee within the limits of the tender.</w:t>
+              <w:t>Plan the approach, pick the team and calculate the fee within the limits of the tender.</w:t>
             </w:r>
           </w:p>
         </w:tc>
@@ -248,13 +248,13 @@
           <w:p>
             <w:r/>
             <w:r>
-              <w:t xml:space="preserve">Extractor's handoff + </w:t>
+              <w:t xml:space="preserve">Extractor's handoff + the firm's files in </w:t>
             </w:r>
             <w:r>
               <w:rPr>
                 <w:rFonts w:ascii="Courier New" w:hAnsi="Courier New"/>
               </w:rPr>
-              <w:t>data/our-profile.md</w:t>
+              <w:t>data/</w:t>
             </w:r>
           </w:p>
         </w:tc>
@@ -374,16 +374,7 @@
           <w:p>
             <w:r/>
             <w:r>
-              <w:t xml:space="preserve">Tender + </w:t>
-            </w:r>
-            <w:r>
-              <w:rPr>
-                <w:rFonts w:ascii="Courier New" w:hAnsi="Courier New"/>
-              </w:rPr>
-              <w:t>data/our-profile.md</w:t>
-            </w:r>
-            <w:r>
-              <w:t xml:space="preserve"> + draft</w:t>
+              <w:t>Tender + the firm's files + draft</w:t>
             </w:r>
           </w:p>
         </w:tc>
@@ -432,7 +423,7 @@
         <w:t>data/tender-A.md</w:t>
       </w:r>
       <w:r>
-        <w:t xml:space="preserve"> (a regional energy supplier).</w:t>
+        <w:t>, a regional energy supplier.</w:t>
       </w:r>
     </w:p>
     <w:p>
@@ -446,30 +437,77 @@
         <w:t>Case B:</w:t>
       </w:r>
       <w:r>
-        <w:t xml:space="preserve"> </w:t>
+        <w:t xml:space="preserve"> a second tender. Arrives in your Teams chat at minute 30. Run your improved chain on it without changing the instructions first.</w:t>
+      </w:r>
+    </w:p>
+    <w:p>
+      <w:r>
+        <w:t xml:space="preserve">Both cases use the files of your fictional consulting firm in </w:t>
       </w:r>
       <w:r>
         <w:rPr>
           <w:rFonts w:ascii="Courier New" w:hAnsi="Courier New"/>
         </w:rPr>
-        <w:t>data/tender-B.md</w:t>
+        <w:t>data/</w:t>
       </w:r>
       <w:r>
-        <w:t xml:space="preserve"> (a furniture manufacturer).</w:t>
+        <w:t>:</w:t>
       </w:r>
     </w:p>
     <w:p>
-      <w:r>
-        <w:t xml:space="preserve">Both use </w:t>
-      </w:r>
+      <w:pPr>
+        <w:pStyle w:val="ListBullet"/>
+      </w:pPr>
       <w:r>
         <w:rPr>
           <w:rFonts w:ascii="Courier New" w:hAnsi="Courier New"/>
         </w:rPr>
-        <w:t>data/our-profile.md</w:t>
+        <w:t>our-profile.md</w:t>
       </w:r>
       <w:r>
-        <w:t>, the profile of your fictional consulting firm.</w:t>
+        <w:t>: who we are and how we work</w:t>
+      </w:r>
+    </w:p>
+    <w:p>
+      <w:pPr>
+        <w:pStyle w:val="ListBullet"/>
+      </w:pPr>
+      <w:r>
+        <w:rPr>
+          <w:rFonts w:ascii="Courier New" w:hAnsi="Courier New"/>
+        </w:rPr>
+        <w:t>consultants.csv</w:t>
+      </w:r>
+      <w:r>
+        <w:t>: 48 people with level, day rate, sector experience and the date they are free</w:t>
+      </w:r>
+    </w:p>
+    <w:p>
+      <w:pPr>
+        <w:pStyle w:val="ListBullet"/>
+      </w:pPr>
+      <w:r>
+        <w:rPr>
+          <w:rFonts w:ascii="Courier New" w:hAnsi="Courier New"/>
+        </w:rPr>
+        <w:t>references.csv</w:t>
+      </w:r>
+      <w:r>
+        <w:t>: 30 past projects, and whether we may name the client</w:t>
+      </w:r>
+    </w:p>
+    <w:p>
+      <w:pPr>
+        <w:pStyle w:val="ListBullet"/>
+      </w:pPr>
+      <w:r>
+        <w:rPr>
+          <w:rFonts w:ascii="Courier New" w:hAnsi="Courier New"/>
+        </w:rPr>
+        <w:t>past-proposals.csv</w:t>
+      </w:r>
+      <w:r>
+        <w:t>: 100 earlier proposals with fee, budget ceiling and outcome</w:t>
       </w:r>
     </w:p>
     <w:p>
@@ -493,7 +531,7 @@
         <w:pStyle w:val="ListBullet"/>
       </w:pPr>
       <w:r>
-        <w:t>The fee and the timeline respect the limits in the tender.</w:t>
+        <w:t>The named people are free in time and have fitting experience.</w:t>
       </w:r>
     </w:p>
     <w:p>
@@ -501,7 +539,7 @@
         <w:pStyle w:val="ListBullet"/>
       </w:pPr>
       <w:r>
-        <w:t>The draft follows the structure the tender asks for.</w:t>
+        <w:t>The fee is calculated from their day rates and respects the limits in the tender.</w:t>
       </w:r>
     </w:p>
     <w:p>
@@ -509,7 +547,7 @@
         <w:pStyle w:val="ListBullet"/>
       </w:pPr>
       <w:r>
-        <w:t>Nothing about your firm is invented: only what is in the profile.</w:t>
+        <w:t>The draft follows the structure the tender asks for, and every reference may be named.</w:t>
       </w:r>
     </w:p>
     <w:sectPr>

--- a/breakout/challenge-2-proposal/BRIEF.docx
+++ b/breakout/challenge-2-proposal/BRIEF.docx
@@ -479,7 +479,7 @@
         <w:t>consultants.csv</w:t>
       </w:r>
       <w:r>
-        <w:t>: 48 people with level, day rate, sector experience and the date they are free</w:t>
+        <w:t>: 48 people with level, day rate, sector experience, the date they are free and notes</w:t>
       </w:r>
     </w:p>
     <w:p>

--- a/breakout/challenge-2-proposal/BRIEF.docx
+++ b/breakout/challenge-2-proposal/BRIEF.docx
@@ -437,7 +437,25 @@
         <w:t>Case B:</w:t>
       </w:r>
       <w:r>
-        <w:t xml:space="preserve"> a second tender. Arrives in your Teams chat at minute 30. Run your improved chain on it without changing the instructions first.</w:t>
+        <w:t xml:space="preserve"> a second tender, in the folder </w:t>
+      </w:r>
+      <w:r>
+        <w:rPr>
+          <w:rFonts w:ascii="Courier New" w:hAnsi="Courier New"/>
+        </w:rPr>
+        <w:t>case-b/</w:t>
+      </w:r>
+      <w:r>
+        <w:t xml:space="preserve">. </w:t>
+      </w:r>
+      <w:r>
+        <w:rPr>
+          <w:b/>
+        </w:rPr>
+        <w:t>Open it only at minute 30.</w:t>
+      </w:r>
+      <w:r>
+        <w:t xml:space="preserve"> Run your improved chain on it without changing the instructions first.</w:t>
       </w:r>
     </w:p>
     <w:p>
